--- a/INSTALACIÓN DE OWNCLOUD EN ROCKY LINUX.docx
+++ b/INSTALACIÓN DE OWNCLOUD EN ROCKY LINUX.docx
@@ -1006,7 +1006,7 @@
           <w:lang w:val="es-ES"/>
         </w:rPr>
         <w:drawing>
-          <wp:anchor distT="0" distB="0" distL="114300" distR="114300" simplePos="0" relativeHeight="251663360" behindDoc="0" locked="0" layoutInCell="1" allowOverlap="1" wp14:anchorId="5E7D9B3F" wp14:editId="759A58A1">
+          <wp:anchor distT="0" distB="0" distL="114300" distR="114300" simplePos="0" relativeHeight="251663360" behindDoc="0" locked="0" layoutInCell="1" allowOverlap="1" wp14:anchorId="5E7D9B3F" wp14:editId="40676AEA">
             <wp:simplePos x="0" y="0"/>
             <wp:positionH relativeFrom="column">
               <wp:posOffset>2433320</wp:posOffset>
@@ -1312,7 +1312,7 @@
           <w:lang w:val="es-ES"/>
         </w:rPr>
         <w:drawing>
-          <wp:anchor distT="0" distB="0" distL="114300" distR="114300" simplePos="0" relativeHeight="251664384" behindDoc="0" locked="0" layoutInCell="1" allowOverlap="1" wp14:anchorId="2D5FFF26" wp14:editId="0A54E322">
+          <wp:anchor distT="0" distB="0" distL="114300" distR="114300" simplePos="0" relativeHeight="251664384" behindDoc="0" locked="0" layoutInCell="1" allowOverlap="1" wp14:anchorId="2D5FFF26" wp14:editId="13BC787F">
             <wp:simplePos x="0" y="0"/>
             <wp:positionH relativeFrom="column">
               <wp:posOffset>2428240</wp:posOffset>
@@ -1607,6 +1607,13 @@
         </w:rPr>
         <w:t>sudo semanage fcontext -at httpd_sys_rw_content_t "/var/www/owncloud(/.*)?"</w:t>
       </w:r>
+      <w:r>
+        <w:rPr>
+          <w:rFonts w:ascii="Arial" w:hAnsi="Arial" w:cs="Arial"/>
+          <w:lang w:val="es-ES"/>
+        </w:rPr>
+        <w:t>.</w:t>
+      </w:r>
     </w:p>
     <w:p>
       <w:pPr>
@@ -1679,6 +1686,80 @@
           <w:rFonts w:ascii="Arial" w:hAnsi="Arial" w:cs="Arial"/>
           <w:lang w:val="es-ES"/>
         </w:rPr>
+        <w:t>En dado caso de que no se pueda ejecutar el comando anterior, es por que hace falta instalar una paquetería, hacerlo con el siguiente comando:</w:t>
+      </w:r>
+    </w:p>
+    <w:p>
+      <w:pPr>
+        <w:spacing w:line="360" w:lineRule="auto"/>
+        <w:jc w:val="both"/>
+        <w:rPr>
+          <w:rFonts w:ascii="Arial" w:hAnsi="Arial" w:cs="Arial"/>
+          <w:lang w:val="es-ES"/>
+        </w:rPr>
+      </w:pPr>
+      <w:r>
+        <w:rPr>
+          <w:rFonts w:ascii="Arial" w:hAnsi="Arial" w:cs="Arial"/>
+          <w:lang w:val="es-ES"/>
+        </w:rPr>
+        <w:lastRenderedPageBreak/>
+        <w:drawing>
+          <wp:inline distT="0" distB="0" distL="0" distR="0" wp14:anchorId="462BDEB1" wp14:editId="6EC3A509">
+            <wp:extent cx="5612130" cy="1369060"/>
+            <wp:effectExtent l="0" t="0" r="7620" b="2540"/>
+            <wp:docPr id="1027646015" name="Imagen 1"/>
+            <wp:cNvGraphicFramePr>
+              <a:graphicFrameLocks xmlns:a="http://schemas.openxmlformats.org/drawingml/2006/main" noChangeAspect="1"/>
+            </wp:cNvGraphicFramePr>
+            <a:graphic xmlns:a="http://schemas.openxmlformats.org/drawingml/2006/main">
+              <a:graphicData uri="http://schemas.openxmlformats.org/drawingml/2006/picture">
+                <pic:pic xmlns:pic="http://schemas.openxmlformats.org/drawingml/2006/picture">
+                  <pic:nvPicPr>
+                    <pic:cNvPr id="1027646015" name=""/>
+                    <pic:cNvPicPr/>
+                  </pic:nvPicPr>
+                  <pic:blipFill>
+                    <a:blip r:embed="rId26"/>
+                    <a:stretch>
+                      <a:fillRect/>
+                    </a:stretch>
+                  </pic:blipFill>
+                  <pic:spPr>
+                    <a:xfrm>
+                      <a:off x="0" y="0"/>
+                      <a:ext cx="5612130" cy="1369060"/>
+                    </a:xfrm>
+                    <a:prstGeom prst="rect">
+                      <a:avLst/>
+                    </a:prstGeom>
+                  </pic:spPr>
+                </pic:pic>
+              </a:graphicData>
+            </a:graphic>
+          </wp:inline>
+        </w:drawing>
+      </w:r>
+    </w:p>
+    <w:p>
+      <w:pPr>
+        <w:pStyle w:val="Prrafodelista"/>
+        <w:numPr>
+          <w:ilvl w:val="0"/>
+          <w:numId w:val="1"/>
+        </w:numPr>
+        <w:spacing w:line="360" w:lineRule="auto"/>
+        <w:jc w:val="both"/>
+        <w:rPr>
+          <w:rFonts w:ascii="Arial" w:hAnsi="Arial" w:cs="Arial"/>
+          <w:lang w:val="es-ES"/>
+        </w:rPr>
+      </w:pPr>
+      <w:r>
+        <w:rPr>
+          <w:rFonts w:ascii="Arial" w:hAnsi="Arial" w:cs="Arial"/>
+          <w:lang w:val="es-ES"/>
+        </w:rPr>
         <w:t>Aplicar los cambios con restorecon</w:t>
       </w:r>
       <w:r>
@@ -1724,7 +1805,6 @@
           <w:noProof/>
           <w:lang w:val="es-ES"/>
         </w:rPr>
-        <w:lastRenderedPageBreak/>
         <w:drawing>
           <wp:inline distT="0" distB="0" distL="0" distR="0" wp14:anchorId="55EBC7EE" wp14:editId="5149AD21">
             <wp:extent cx="3061161" cy="960120"/>
@@ -1741,7 +1821,7 @@
                     <pic:cNvPicPr/>
                   </pic:nvPicPr>
                   <pic:blipFill>
-                    <a:blip r:embed="rId26"/>
+                    <a:blip r:embed="rId27"/>
                     <a:stretch>
                       <a:fillRect/>
                     </a:stretch>
@@ -1795,7 +1875,42 @@
           <w:rFonts w:ascii="Arial" w:hAnsi="Arial" w:cs="Arial"/>
           <w:lang w:val="es-ES"/>
         </w:rPr>
-        <w:t>crea una configuración del Apache para ownCloud de modo que se puedan utilizar ciertas características:</w:t>
+        <w:t>crea un</w:t>
+      </w:r>
+      <w:r>
+        <w:rPr>
+          <w:rFonts w:ascii="Arial" w:hAnsi="Arial" w:cs="Arial"/>
+          <w:lang w:val="es-ES"/>
+        </w:rPr>
+        <w:t xml:space="preserve"> archivo de configuración de</w:t>
+      </w:r>
+      <w:r>
+        <w:rPr>
+          <w:rFonts w:ascii="Arial" w:hAnsi="Arial" w:cs="Arial"/>
+          <w:lang w:val="es-ES"/>
+        </w:rPr>
+        <w:t xml:space="preserve"> Apache para ownCloud de modo que se puedan utilizar ciertas características</w:t>
+      </w:r>
+      <w:r>
+        <w:rPr>
+          <w:rFonts w:ascii="Arial" w:hAnsi="Arial" w:cs="Arial"/>
+          <w:lang w:val="es-ES"/>
+        </w:rPr>
+        <w:t xml:space="preserve"> (hay que instalar la paquetería “nano”</w:t>
+      </w:r>
+      <w:r>
+        <w:rPr>
+          <w:rFonts w:ascii="Arial" w:hAnsi="Arial" w:cs="Arial"/>
+          <w:lang w:val="es-ES"/>
+        </w:rPr>
+        <w:t>)</w:t>
+      </w:r>
+      <w:r>
+        <w:rPr>
+          <w:rFonts w:ascii="Arial" w:hAnsi="Arial" w:cs="Arial"/>
+          <w:lang w:val="es-ES"/>
+        </w:rPr>
+        <w:t>:</w:t>
       </w:r>
       <w:r>
         <w:rPr>
@@ -1843,7 +1958,7 @@
                     <pic:cNvPicPr/>
                   </pic:nvPicPr>
                   <pic:blipFill>
-                    <a:blip r:embed="rId27"/>
+                    <a:blip r:embed="rId28"/>
                     <a:stretch>
                       <a:fillRect/>
                     </a:stretch>
@@ -1892,7 +2007,7 @@
                     <pic:cNvPicPr/>
                   </pic:nvPicPr>
                   <pic:blipFill>
-                    <a:blip r:embed="rId28"/>
+                    <a:blip r:embed="rId29"/>
                     <a:stretch>
                       <a:fillRect/>
                     </a:stretch>
@@ -2012,7 +2127,21 @@
           <w:rFonts w:ascii="Arial" w:hAnsi="Arial" w:cs="Arial"/>
           <w:lang w:val="es-ES"/>
         </w:rPr>
-        <w:t>Sudo systemctl start httpd – sudo systemctl enable httpd – sudo systemctl httpd</w:t>
+        <w:t xml:space="preserve">Sudo systemctl start httpd – sudo systemctl enable httpd – sudo systemctl </w:t>
+      </w:r>
+      <w:r>
+        <w:rPr>
+          <w:rFonts w:ascii="Arial" w:hAnsi="Arial" w:cs="Arial"/>
+          <w:lang w:val="es-ES"/>
+        </w:rPr>
+        <w:t xml:space="preserve">status </w:t>
+      </w:r>
+      <w:r>
+        <w:rPr>
+          <w:rFonts w:ascii="Arial" w:hAnsi="Arial" w:cs="Arial"/>
+          <w:lang w:val="es-ES"/>
+        </w:rPr>
+        <w:t>httpd</w:t>
       </w:r>
     </w:p>
     <w:p>
@@ -2030,6 +2159,7 @@
           <w:noProof/>
           <w:lang w:val="es-ES"/>
         </w:rPr>
+        <w:lastRenderedPageBreak/>
         <w:drawing>
           <wp:inline distT="0" distB="0" distL="0" distR="0" wp14:anchorId="1908B7A6" wp14:editId="486FA846">
             <wp:extent cx="3095897" cy="893250"/>
@@ -2046,7 +2176,7 @@
                     <pic:cNvPicPr/>
                   </pic:nvPicPr>
                   <pic:blipFill>
-                    <a:blip r:embed="rId29"/>
+                    <a:blip r:embed="rId30"/>
                     <a:stretch>
                       <a:fillRect/>
                     </a:stretch>
@@ -2111,7 +2241,7 @@
                     <pic:cNvPicPr/>
                   </pic:nvPicPr>
                   <pic:blipFill>
-                    <a:blip r:embed="rId30" cstate="print">
+                    <a:blip r:embed="rId31" cstate="print">
                       <a:extLst>
                         <a:ext uri="{28A0092B-C50C-407E-A947-70E740481C1C}">
                           <a14:useLocalDpi xmlns:a14="http://schemas.microsoft.com/office/drawing/2010/main" val="0"/>
@@ -2189,7 +2319,7 @@
                     <pic:cNvPicPr/>
                   </pic:nvPicPr>
                   <pic:blipFill>
-                    <a:blip r:embed="rId31" cstate="print">
+                    <a:blip r:embed="rId32" cstate="print">
                       <a:extLst>
                         <a:ext uri="{28A0092B-C50C-407E-A947-70E740481C1C}">
                           <a14:useLocalDpi xmlns:a14="http://schemas.microsoft.com/office/drawing/2010/main" val="0"/>
@@ -2243,7 +2373,7 @@
                     <pic:cNvPicPr/>
                   </pic:nvPicPr>
                   <pic:blipFill>
-                    <a:blip r:embed="rId32"/>
+                    <a:blip r:embed="rId33"/>
                     <a:stretch>
                       <a:fillRect/>
                     </a:stretch>
@@ -2289,7 +2419,6 @@
           <w:rFonts w:ascii="Arial" w:hAnsi="Arial" w:cs="Arial"/>
           <w:lang w:val="es-ES"/>
         </w:rPr>
-        <w:lastRenderedPageBreak/>
         <w:t>Se crea una base de datos con el manejador de preferencia</w:t>
       </w:r>
       <w:r>
@@ -2315,7 +2444,7 @@
           <w:lang w:val="es-ES"/>
         </w:rPr>
         <w:drawing>
-          <wp:anchor distT="0" distB="0" distL="114300" distR="114300" simplePos="0" relativeHeight="251665408" behindDoc="0" locked="0" layoutInCell="1" allowOverlap="1" wp14:anchorId="6B2123F5" wp14:editId="49883B39">
+          <wp:anchor distT="0" distB="0" distL="114300" distR="114300" simplePos="0" relativeHeight="251665408" behindDoc="0" locked="0" layoutInCell="1" allowOverlap="1" wp14:anchorId="6B2123F5" wp14:editId="629F48E6">
             <wp:simplePos x="0" y="0"/>
             <wp:positionH relativeFrom="column">
               <wp:posOffset>2151652</wp:posOffset>
@@ -2338,7 +2467,7 @@
                     <pic:cNvPicPr/>
                   </pic:nvPicPr>
                   <pic:blipFill>
-                    <a:blip r:embed="rId33" cstate="print">
+                    <a:blip r:embed="rId34" cstate="print">
                       <a:extLst>
                         <a:ext uri="{28A0092B-C50C-407E-A947-70E740481C1C}">
                           <a14:useLocalDpi xmlns:a14="http://schemas.microsoft.com/office/drawing/2010/main" val="0"/>
@@ -2392,7 +2521,7 @@
                     <pic:cNvPicPr/>
                   </pic:nvPicPr>
                   <pic:blipFill rotWithShape="1">
-                    <a:blip r:embed="rId34"/>
+                    <a:blip r:embed="rId35"/>
                     <a:srcRect r="7263"/>
                     <a:stretch/>
                   </pic:blipFill>
@@ -2487,7 +2616,7 @@
                     <pic:cNvPicPr/>
                   </pic:nvPicPr>
                   <pic:blipFill>
-                    <a:blip r:embed="rId35"/>
+                    <a:blip r:embed="rId36"/>
                     <a:stretch>
                       <a:fillRect/>
                     </a:stretch>
@@ -2545,6 +2674,7 @@
           <w:noProof/>
           <w:lang w:val="es-ES"/>
         </w:rPr>
+        <w:lastRenderedPageBreak/>
         <w:drawing>
           <wp:inline distT="0" distB="0" distL="0" distR="0" wp14:anchorId="0DA596AE" wp14:editId="0C17DC2E">
             <wp:extent cx="3944983" cy="855684"/>
@@ -2561,7 +2691,7 @@
                     <pic:cNvPicPr/>
                   </pic:nvPicPr>
                   <pic:blipFill>
-                    <a:blip r:embed="rId36"/>
+                    <a:blip r:embed="rId37"/>
                     <a:stretch>
                       <a:fillRect/>
                     </a:stretch>
@@ -2643,7 +2773,7 @@
                     <pic:cNvPicPr/>
                   </pic:nvPicPr>
                   <pic:blipFill>
-                    <a:blip r:embed="rId37">
+                    <a:blip r:embed="rId38">
                       <a:extLst>
                         <a:ext uri="{28A0092B-C50C-407E-A947-70E740481C1C}">
                           <a14:useLocalDpi xmlns:a14="http://schemas.microsoft.com/office/drawing/2010/main" val="0"/>
@@ -2697,7 +2827,7 @@
                     <pic:cNvPicPr/>
                   </pic:nvPicPr>
                   <pic:blipFill>
-                    <a:blip r:embed="rId38"/>
+                    <a:blip r:embed="rId39"/>
                     <a:stretch>
                       <a:fillRect/>
                     </a:stretch>
@@ -2745,6 +2875,48 @@
         </w:rPr>
         <w:t>Cambiar la configuración del firewall</w:t>
       </w:r>
+      <w:r>
+        <w:rPr>
+          <w:rFonts w:ascii="Arial" w:hAnsi="Arial" w:cs="Arial"/>
+          <w:lang w:val="es-ES"/>
+        </w:rPr>
+        <w:t>, comando para ver las configuraciones permanentes (</w:t>
+      </w:r>
+      <w:r>
+        <w:rPr>
+          <w:rFonts w:ascii="Arial" w:hAnsi="Arial" w:cs="Arial"/>
+          <w:lang w:val="es-ES"/>
+        </w:rPr>
+        <w:t xml:space="preserve">sudo firewall-cmd --zone=public --list-services </w:t>
+      </w:r>
+      <w:r>
+        <w:rPr>
+          <w:rFonts w:ascii="Arial" w:hAnsi="Arial" w:cs="Arial"/>
+          <w:lang w:val="es-ES"/>
+        </w:rPr>
+        <w:t>–</w:t>
+      </w:r>
+      <w:r>
+        <w:rPr>
+          <w:rFonts w:ascii="Arial" w:hAnsi="Arial" w:cs="Arial"/>
+          <w:lang w:val="es-ES"/>
+        </w:rPr>
+        <w:t>permanent</w:t>
+      </w:r>
+      <w:r>
+        <w:rPr>
+          <w:rFonts w:ascii="Arial" w:hAnsi="Arial" w:cs="Arial"/>
+          <w:lang w:val="es-ES"/>
+        </w:rPr>
+        <w:t>) queda pendiente https</w:t>
+      </w:r>
+      <w:r>
+        <w:rPr>
+          <w:rFonts w:ascii="Arial" w:hAnsi="Arial" w:cs="Arial"/>
+          <w:lang w:val="es-ES"/>
+        </w:rPr>
+        <w:t>.</w:t>
+      </w:r>
     </w:p>
     <w:p>
       <w:pPr>
@@ -2761,7 +2933,6 @@
           <w:noProof/>
           <w:lang w:val="es-ES"/>
         </w:rPr>
-        <w:lastRenderedPageBreak/>
         <w:drawing>
           <wp:inline distT="0" distB="0" distL="0" distR="0" wp14:anchorId="283E1D1A" wp14:editId="384BE503">
             <wp:extent cx="3598817" cy="927190"/>
@@ -2778,7 +2949,7 @@
                     <pic:cNvPicPr/>
                   </pic:nvPicPr>
                   <pic:blipFill>
-                    <a:blip r:embed="rId39"/>
+                    <a:blip r:embed="rId40"/>
                     <a:stretch>
                       <a:fillRect/>
                     </a:stretch>
@@ -2852,7 +3023,7 @@
                     <pic:cNvPicPr/>
                   </pic:nvPicPr>
                   <pic:blipFill>
-                    <a:blip r:embed="rId40"/>
+                    <a:blip r:embed="rId41"/>
                     <a:stretch>
                       <a:fillRect/>
                     </a:stretch>
@@ -2943,7 +3114,7 @@
                     <pic:cNvPicPr/>
                   </pic:nvPicPr>
                   <pic:blipFill>
-                    <a:blip r:embed="rId41"/>
+                    <a:blip r:embed="rId42"/>
                     <a:stretch>
                       <a:fillRect/>
                     </a:stretch>
@@ -2996,6 +3167,7 @@
           <w:noProof/>
           <w:lang w:val="es-ES"/>
         </w:rPr>
+        <w:lastRenderedPageBreak/>
         <w:drawing>
           <wp:inline distT="0" distB="0" distL="0" distR="0" wp14:anchorId="19BF22BD" wp14:editId="5C7B110D">
             <wp:extent cx="4343400" cy="632491"/>
@@ -3012,7 +3184,7 @@
                     <pic:cNvPicPr/>
                   </pic:nvPicPr>
                   <pic:blipFill>
-                    <a:blip r:embed="rId42"/>
+                    <a:blip r:embed="rId43"/>
                     <a:stretch>
                       <a:fillRect/>
                     </a:stretch>
@@ -3095,7 +3267,7 @@
                     <pic:cNvPicPr/>
                   </pic:nvPicPr>
                   <pic:blipFill>
-                    <a:blip r:embed="rId43"/>
+                    <a:blip r:embed="rId44"/>
                     <a:stretch>
                       <a:fillRect/>
                     </a:stretch>
@@ -3155,7 +3327,6 @@
           <w:noProof/>
           <w:lang w:val="es-ES"/>
         </w:rPr>
-        <w:lastRenderedPageBreak/>
         <w:drawing>
           <wp:inline distT="0" distB="0" distL="0" distR="0" wp14:anchorId="7CB0B0F5" wp14:editId="725C4160">
             <wp:extent cx="3703320" cy="1300227"/>
@@ -3172,7 +3343,7 @@
                     <pic:cNvPicPr/>
                   </pic:nvPicPr>
                   <pic:blipFill>
-                    <a:blip r:embed="rId44"/>
+                    <a:blip r:embed="rId45"/>
                     <a:stretch>
                       <a:fillRect/>
                     </a:stretch>
@@ -3241,7 +3412,7 @@
                     <pic:cNvPicPr/>
                   </pic:nvPicPr>
                   <pic:blipFill>
-                    <a:blip r:embed="rId45"/>
+                    <a:blip r:embed="rId46"/>
                     <a:stretch>
                       <a:fillRect/>
                     </a:stretch>
@@ -3317,7 +3488,7 @@
                     <pic:cNvPicPr/>
                   </pic:nvPicPr>
                   <pic:blipFill>
-                    <a:blip r:embed="rId46"/>
+                    <a:blip r:embed="rId47"/>
                     <a:stretch>
                       <a:fillRect/>
                     </a:stretch>
@@ -3352,6 +3523,7 @@
           <w:rFonts w:ascii="Arial" w:hAnsi="Arial" w:cs="Arial"/>
           <w:lang w:val="es-ES"/>
         </w:rPr>
+        <w:lastRenderedPageBreak/>
         <w:t xml:space="preserve">Actualizar nuevamente los paquetes de php con el siguiente comando: </w:t>
       </w:r>
       <w:r>
@@ -3400,7 +3572,7 @@
                     <pic:cNvPicPr/>
                   </pic:nvPicPr>
                   <pic:blipFill>
-                    <a:blip r:embed="rId47"/>
+                    <a:blip r:embed="rId48"/>
                     <a:stretch>
                       <a:fillRect/>
                     </a:stretch>
@@ -3440,7 +3612,6 @@
           <w:rFonts w:ascii="Arial" w:hAnsi="Arial" w:cs="Arial"/>
           <w:lang w:val="es-ES"/>
         </w:rPr>
-        <w:lastRenderedPageBreak/>
         <w:t>Hecho lo anterior, ya se puede ingresar la ip del servidor y /cloud como URL, inmediatamente se observa la interfaz de owcloud para poder crear una cuenta de administrador. En este caso la cuenta de administrador será owncloud al igual que la contraseña.</w:t>
       </w:r>
     </w:p>
@@ -3475,7 +3646,7 @@
                     <pic:cNvPicPr/>
                   </pic:nvPicPr>
                   <pic:blipFill>
-                    <a:blip r:embed="rId48"/>
+                    <a:blip r:embed="rId49"/>
                     <a:stretch>
                       <a:fillRect/>
                     </a:stretch>
@@ -3533,6 +3704,7 @@
           <w:noProof/>
           <w:lang w:val="es-ES"/>
         </w:rPr>
+        <w:lastRenderedPageBreak/>
         <w:drawing>
           <wp:inline distT="0" distB="0" distL="0" distR="0" wp14:anchorId="311D556D" wp14:editId="5927EC17">
             <wp:extent cx="3735977" cy="1858265"/>
@@ -3549,7 +3721,7 @@
                     <pic:cNvPicPr/>
                   </pic:nvPicPr>
                   <pic:blipFill>
-                    <a:blip r:embed="rId49"/>
+                    <a:blip r:embed="rId50"/>
                     <a:stretch>
                       <a:fillRect/>
                     </a:stretch>
